--- a/pano-3aralik-engel-olma-afisi.docx
+++ b/pano-3aralik-engel-olma-afisi.docx
@@ -3,10 +3,13 @@
 <w:document xmlns:wpc="http://schemas.microsoft.com/office/word/2010/wordprocessingCanvas" xmlns:mo="http://schemas.microsoft.com/office/mac/office/2008/main" xmlns:mc="http://schemas.openxmlformats.org/markup-compatibility/2006" xmlns:mv="urn:schemas-microsoft-com:mac:vml" xmlns:o="urn:schemas-microsoft-com:office:office" xmlns:r="http://schemas.openxmlformats.org/officeDocument/2006/relationships" xmlns:m="http://schemas.openxmlformats.org/officeDocument/2006/math" xmlns:v="urn:schemas-microsoft-com:vml" xmlns:wp14="http://schemas.microsoft.com/office/word/2010/wordprocessingDrawing" xmlns:wp="http://schemas.openxmlformats.org/drawingml/2006/wordprocessingDrawing" xmlns:w10="urn:schemas-microsoft-com:office:word" xmlns:w="http://schemas.openxmlformats.org/wordprocessingml/2006/main" xmlns:w14="http://schemas.microsoft.com/office/word/2010/wordml" xmlns:wpg="http://schemas.microsoft.com/office/word/2010/wordprocessingGroup" xmlns:wpi="http://schemas.microsoft.com/office/word/2010/wordprocessingInk" xmlns:wne="http://schemas.microsoft.com/office/word/2006/wordml" xmlns:wps="http://schemas.microsoft.com/office/word/2010/wordprocessingShape" mc:Ignorable="w14 wp14">
   <w:body>
     <w:p>
+      <w:pPr>
+        <w:spacing w:before="0" w:after="0"/>
+      </w:pPr>
       <w:r>
         <w:drawing>
           <wp:inline xmlns:a="http://schemas.openxmlformats.org/drawingml/2006/main" xmlns:pic="http://schemas.openxmlformats.org/drawingml/2006/picture">
-            <wp:extent cx="7542000" cy="10638000"/>
+            <wp:extent cx="7542000" cy="10668281"/>
             <wp:docPr id="1" name="Picture 1"/>
             <wp:cNvGraphicFramePr>
               <a:graphicFrameLocks noChangeAspect="1"/>
@@ -27,7 +30,7 @@
                   <pic:spPr>
                     <a:xfrm>
                       <a:off x="0" y="0"/>
-                      <a:ext cx="7542000" cy="10638000"/>
+                      <a:ext cx="7542000" cy="10668281"/>
                     </a:xfrm>
                     <a:prstGeom prst="rect"/>
                   </pic:spPr>
@@ -411,12 +414,6 @@
     <w:name w:val="Normal"/>
     <w:qFormat/>
     <w:rsid w:val="00FC693F"/>
-    <w:pPr>
-      <w:spacing w:after="0" w:before="0"/>
-    </w:pPr>
-    <w:rPr>
-      <w:sz w:val="2"/>
-    </w:rPr>
   </w:style>
   <w:style w:type="paragraph" w:styleId="Header">
     <w:name w:val="header"/>
